--- a/course_development/domains/active_inference_inventions/03_prototyping_and_testing/02_agents/output/lab-protocols/02_agents-lab.docx
+++ b/course_development/domains/active_inference_inventions/03_prototyping_and_testing/02_agents/output/lab-protocols/02_agents-lab.docx
@@ -473,6 +473,77 @@
     </w:p>
     <w:p>
       <w:r>
+        <w:t>Write your response here   Part 6: Bias Mitigation Plan (5 minutes)</w:t>
+      </w:r>
+    </w:p>
+    <w:p>
+      <w:r>
+        <w:t>Goal : Create specific, actionable countermeasures for the biases identified in Part 1.</w:t>
+      </w:r>
+    </w:p>
+    <w:p>
+      <w:r>
+        <w:t>For each bias you rated as Medium or High risk, design a concrete mitigation strategy:</w:t>
+      </w:r>
+    </w:p>
+    <w:p>
+      <w:r>
+        <w:t>Bias  Specific Countermeasure  When will you implement it?      Confirmation bias       Write your response here  |</w:t>
+      </w:r>
+    </w:p>
+    <w:p>
+      <w:r>
+        <w:t>Write your response here  |</w:t>
+        <w:br/>
+        <w:t>| Sunk cost bias |</w:t>
+      </w:r>
+    </w:p>
+    <w:p>
+      <w:r>
+        <w:t>Write your response here  |</w:t>
+      </w:r>
+    </w:p>
+    <w:p>
+      <w:r>
+        <w:t>Write your response here  |</w:t>
+        <w:br/>
+        <w:t>| Anchoring bias |</w:t>
+      </w:r>
+    </w:p>
+    <w:p>
+      <w:r>
+        <w:t>Write your response here  |</w:t>
+      </w:r>
+    </w:p>
+    <w:p>
+      <w:r>
+        <w:t>Write your response here  |</w:t>
+        <w:br/>
+        <w:t>| Expertise blindness |</w:t>
+      </w:r>
+    </w:p>
+    <w:p>
+      <w:r>
+        <w:t>Write your response here  |</w:t>
+      </w:r>
+    </w:p>
+    <w:p>
+      <w:r>
+        <w:t>Write your response here  |</w:t>
+      </w:r>
+    </w:p>
+    <w:p>
+      <w:r>
+        <w:t>Example countermeasures include: video-recording all test sessions for review, having a co-inventor independently analyze the same data, setting a specific "kill criterion" before testing (a result that would definitively end this approach), randomizing the order of test conditions, or committing to show test results to at least one external person before making decisions based on them.</w:t>
+      </w:r>
+    </w:p>
+    <w:p>
+      <w:r>
+        <w:t>Which single countermeasure would make the biggest difference in the quality of your testing? Why?</w:t>
+      </w:r>
+    </w:p>
+    <w:p>
+      <w:r>
         <w:t>Write your response here   Discussion and Debrief</w:t>
       </w:r>
     </w:p>
